--- a/StepCat_Quick_Start_Guide_v253.0.docx
+++ b/StepCat_Quick_Start_Guide_v253.0.docx
@@ -1473,6 +1473,22 @@
     </ns0:p>
     <ns0:p>
       <ns0:pPr>
+        <ns0:pStyle ns0:val="BodyText"/>
+      </ns0:pPr>
+      <ns0:r>
+        <ns0:t>Device storage: StepCat's Saved History, settings, and unfinished Game Entry fields remain in the current browser and device. They do not automatically transfer to another phone, tablet, computer, browser, or browser profile.</ns0:t>
+      </ns0:r>
+    </ns0:p>
+    <ns0:p>
+      <ns0:pPr>
+        <ns0:pStyle ns0:val="BodyText"/>
+      </ns0:pPr>
+      <ns0:r>
+        <ns0:t>For cross-device access, save completed records to the same Google Sheet and open that Sheet from the other device.</ns0:t>
+      </ns0:r>
+    </ns0:p>
+    <ns0:p>
+      <ns0:pPr>
         <ns0:pStyle ns0:val="ListBullet"/>
         <ns0:spacing ns0:before="0" ns0:after="40" ns0:line="259" ns0:lineRule="auto"/>
       </ns0:pPr>
@@ -1738,6 +1754,22 @@
       </ns0:pPr>
       <ns0:r>
         <ns0:t>The app copies input values only. In v253.0, columns A-M are inputs and protected expanding formulas calculate N-Z automatically. Never paste into N-Z.</ns0:t>
+      </ns0:r>
+    </ns0:p>
+    <ns0:p>
+      <ns0:pPr>
+        <ns0:pStyle ns0:val="BodyText"/>
+      </ns0:pPr>
+      <ns0:r>
+        <ns0:t>The workbook can also be used without the StepCat calculator. Open the same Google Sheet on any device signed into the same Google account, enter or paste record values in A-M, and leave N-Z untouched. The workbook calculates its own results and reports; StepCat is an optional guided-entry and row-copying companion.</ns0:t>
+      </ns0:r>
+    </ns0:p>
+    <ns0:p>
+      <ns0:pPr>
+        <ns0:pStyle ns0:val="BodyText"/>
+      </ns0:pPr>
+      <ns0:r>
+        <ns0:t>Only records already entered in the Google Sheet are available across devices. An unfinished StepCat form, local settings, and Saved History do not transfer automatically.</ns0:t>
       </ns0:r>
     </ns0:p>
     <ns0:p>
@@ -2357,7 +2389,7 @@
         <ns0:spacing ns0:before="0" ns0:after="120" ns0:line="259" ns0:lineRule="auto"/>
       </ns0:pPr>
       <ns0:r>
-        <ns0:t>Help &amp; Resources places destinations first. Create My Google Sheets Copy opens the supported v253.0 workbook, and Move your records opens a compact transfer guide. Every Quick Explanation header also includes a short helper line describing what opens beneath it.</ns0:t>
+        <ns0:t>Help &amp; Resources places destinations first. Create My Google Sheets Copy opens the supported v253.0 workbook, and Move your records opens a compact transfer guide. Every Quick Explanation header also includes a short helper line describing what opens beneath it. Workbook &amp; Copying also explains direct workbook entry, cross-device use through Google Sheets, and the device-local limits of StepCat Saved History.</ns0:t>
       </ns0:r>
     </ns0:p>
     <ns0:p>
@@ -2690,7 +2722,7 @@
               </ns0:rPr>
               <ns0:t>Hosted release check</ns0:t>
               <ns0:br/>
-              <ns0:t>After uploading R12, close open StepCat tabs and the installed app, then reopen the hosted site. Confirm the visible app version is v253.0 R12, the R12 service-worker cache is active, and the Google Sheets button opens the public v253.0 copy screen.</ns0:t>
+              <ns0:t>After uploading the refreshed v253.0 package, close open StepCat tabs and the installed app, then reopen the hosted site. Confirm the visible app version is v253.0, the August 5 documentation-refresh service-worker cache is active, and the Google Sheets button opens the public v253.0 copy screen.</ns0:t>
             </ns0:r>
           </ns0:p>
         </ns0:tc>
@@ -3227,10 +3259,7 @@
           </ns0:tcPr>
           <ns0:p>
             <ns0:r>
-              <ns0:rPr>
-                <ns0:sz ns0:val="18"/>
-              </ns0:rPr>
-              <ns0:t>Confirm the hosted page shows v253.0 R12 and the R12 service worker. Successful saves clear completed draft storage.</ns0:t>
+              <ns0:t>Confirm the hosted page shows v253.0 and the August 5 service worker. Successful saves clear completed draft storage.</ns0:t>
             </ns0:r>
           </ns0:p>
         </ns0:tc>
@@ -3259,10 +3288,7 @@
           </ns0:tcPr>
           <ns0:p>
             <ns0:r>
-              <ns0:rPr>
-                <ns0:sz ns0:val="18"/>
-              </ns0:rPr>
-              <ns0:t>v253.0 never restores Disqualified through draft recovery. Start a fresh entry and confirm the active R12 release.</ns0:t>
+              <ns0:t>v253.0 never restores Disqualified through draft recovery. Start a fresh entry and confirm the active v253.0 release.</ns0:t>
             </ns0:r>
           </ns0:p>
         </ns0:tc>
@@ -3355,6 +3381,30 @@
                 <ns0:sz ns0:val="18"/>
               </ns0:rPr>
               <ns0:t>v253.0 preserves live drawer state; startup defaults apply only after load or refresh.</ns0:t>
+            </ns0:r>
+          </ns0:p>
+        </ns0:tc>
+      </ns0:tr>
+      <ns0:tr>
+        <ns0:tc>
+          <ns0:tcPr>
+            <ns0:tcW ns0:type="dxa" ns0:w="2880"/>
+            <ns0:vAlign ns0:val="center"/>
+          </ns0:tcPr>
+          <ns0:p>
+            <ns0:r>
+              <ns0:t>Switching devices</ns0:t>
+            </ns0:r>
+          </ns0:p>
+        </ns0:tc>
+        <ns0:tc>
+          <ns0:tcPr>
+            <ns0:tcW ns0:type="dxa" ns0:w="6192"/>
+            <ns0:vAlign ns0:val="center"/>
+          </ns0:tcPr>
+          <ns0:p>
+            <ns0:r>
+              <ns0:t>Open the same Google Sheet on the other device. Records already entered in the Sheet are available there. StepCat Saved History, settings, and unfinished fields remain on the original browser/device and must be copied to the Sheet before switching.</ns0:t>
             </ns0:r>
           </ns0:p>
         </ns0:tc>
